--- a/a7/build/out/u3/A7 3.T2  Question Bank - Additional Key.docx
+++ b/a7/build/out/u3/A7 3.T2  Question Bank - Additional Key.docx
@@ -2746,67 +2746,8 @@
             <w:r>
               <w:drawing>
                 <wp:inline xmlns:a="http://schemas.openxmlformats.org/drawingml/2006/main" xmlns:pic="http://schemas.openxmlformats.org/drawingml/2006/picture">
-                  <wp:extent cx="167640" cy="252984"/>
+                  <wp:extent cx="323088" cy="173736"/>
                   <wp:docPr id="40" name="Picture 40"/>
-                  <wp:cNvGraphicFramePr>
-                    <a:graphicFrameLocks noChangeAspect="1"/>
-                  </wp:cNvGraphicFramePr>
-                  <a:graphic>
-                    <a:graphicData uri="http://schemas.openxmlformats.org/drawingml/2006/picture">
-                      <pic:pic>
-                        <pic:nvPicPr>
-                          <pic:cNvPr id="0" name="5e76b310f6c96cc7.png"/>
-                          <pic:cNvPicPr/>
-                        </pic:nvPicPr>
-                        <pic:blipFill>
-                          <a:blip r:embed="rId46"/>
-                          <a:stretch>
-                            <a:fillRect/>
-                          </a:stretch>
-                        </pic:blipFill>
-                        <pic:spPr>
-                          <a:xfrm>
-                            <a:off x="0" y="0"/>
-                            <a:ext cx="167640" cy="252984"/>
-                          </a:xfrm>
-                          <a:prstGeom prst="rect"/>
-                        </pic:spPr>
-                      </pic:pic>
-                    </a:graphicData>
-                  </a:graphic>
-                </wp:inline>
-              </w:drawing>
-            </w:r>
-          </w:p>
-          <w:p>
-            <w:pPr>
-              <w:spacing w:before="40" w:after="40"/>
-              <w:ind w:left="1300" w:hanging="380"/>
-            </w:pPr>
-            <w:r>
-              <w:rPr>
-                <w:rFonts w:ascii="FreeSerif" w:hAnsi="FreeSerif" w:eastAsia="FreeSerif"/>
-                <w:b w:val="0"/>
-                <w:i w:val="0"/>
-                <w:color w:val="1A1A1A"/>
-                <w:sz w:val="22"/>
-              </w:rPr>
-              <w:t xml:space="preserve">○   </w:t>
-            </w:r>
-            <w:r>
-              <w:rPr>
-                <w:b w:val="0"/>
-                <w:i w:val="0"/>
-                <w:color w:val="1A1A1A"/>
-                <w:sz w:val="22"/>
-              </w:rPr>
-              <w:t xml:space="preserve">C.  </w:t>
-            </w:r>
-            <w:r>
-              <w:drawing>
-                <wp:inline xmlns:a="http://schemas.openxmlformats.org/drawingml/2006/main" xmlns:pic="http://schemas.openxmlformats.org/drawingml/2006/picture">
-                  <wp:extent cx="323088" cy="173736"/>
-                  <wp:docPr id="41" name="Picture 41"/>
                   <wp:cNvGraphicFramePr>
                     <a:graphicFrameLocks noChangeAspect="1"/>
                   </wp:cNvGraphicFramePr>
@@ -2818,7 +2759,7 @@
                           <pic:cNvPicPr/>
                         </pic:nvPicPr>
                         <pic:blipFill>
-                          <a:blip r:embed="rId47"/>
+                          <a:blip r:embed="rId46"/>
                           <a:stretch>
                             <a:fillRect/>
                           </a:stretch>
@@ -2859,13 +2800,13 @@
                 <w:color w:val="1A1A1A"/>
                 <w:sz w:val="22"/>
               </w:rPr>
-              <w:t xml:space="preserve">D.  </w:t>
+              <w:t xml:space="preserve">C.  </w:t>
             </w:r>
             <w:r>
               <w:drawing>
                 <wp:inline xmlns:a="http://schemas.openxmlformats.org/drawingml/2006/main" xmlns:pic="http://schemas.openxmlformats.org/drawingml/2006/picture">
                   <wp:extent cx="225552" cy="252984"/>
-                  <wp:docPr id="42" name="Picture 42"/>
+                  <wp:docPr id="41" name="Picture 41"/>
                   <wp:cNvGraphicFramePr>
                     <a:graphicFrameLocks noChangeAspect="1"/>
                   </wp:cNvGraphicFramePr>
@@ -2877,6 +2818,65 @@
                           <pic:cNvPicPr/>
                         </pic:nvPicPr>
                         <pic:blipFill>
+                          <a:blip r:embed="rId47"/>
+                          <a:stretch>
+                            <a:fillRect/>
+                          </a:stretch>
+                        </pic:blipFill>
+                        <pic:spPr>
+                          <a:xfrm>
+                            <a:off x="0" y="0"/>
+                            <a:ext cx="225552" cy="252984"/>
+                          </a:xfrm>
+                          <a:prstGeom prst="rect"/>
+                        </pic:spPr>
+                      </pic:pic>
+                    </a:graphicData>
+                  </a:graphic>
+                </wp:inline>
+              </w:drawing>
+            </w:r>
+          </w:p>
+          <w:p>
+            <w:pPr>
+              <w:spacing w:before="40" w:after="40"/>
+              <w:ind w:left="1300" w:hanging="380"/>
+            </w:pPr>
+            <w:r>
+              <w:rPr>
+                <w:rFonts w:ascii="FreeSerif" w:hAnsi="FreeSerif" w:eastAsia="FreeSerif"/>
+                <w:b w:val="0"/>
+                <w:i w:val="0"/>
+                <w:color w:val="1A1A1A"/>
+                <w:sz w:val="22"/>
+              </w:rPr>
+              <w:t xml:space="preserve">○   </w:t>
+            </w:r>
+            <w:r>
+              <w:rPr>
+                <w:b w:val="0"/>
+                <w:i w:val="0"/>
+                <w:color w:val="1A1A1A"/>
+                <w:sz w:val="22"/>
+              </w:rPr>
+              <w:t xml:space="preserve">D.  </w:t>
+            </w:r>
+            <w:r>
+              <w:drawing>
+                <wp:inline xmlns:a="http://schemas.openxmlformats.org/drawingml/2006/main" xmlns:pic="http://schemas.openxmlformats.org/drawingml/2006/picture">
+                  <wp:extent cx="167640" cy="252984"/>
+                  <wp:docPr id="42" name="Picture 42"/>
+                  <wp:cNvGraphicFramePr>
+                    <a:graphicFrameLocks noChangeAspect="1"/>
+                  </wp:cNvGraphicFramePr>
+                  <a:graphic>
+                    <a:graphicData uri="http://schemas.openxmlformats.org/drawingml/2006/picture">
+                      <pic:pic>
+                        <pic:nvPicPr>
+                          <pic:cNvPr id="0" name="5e76b310f6c96cc7.png"/>
+                          <pic:cNvPicPr/>
+                        </pic:nvPicPr>
+                        <pic:blipFill>
                           <a:blip r:embed="rId48"/>
                           <a:stretch>
                             <a:fillRect/>
@@ -2885,7 +2885,7 @@
                         <pic:spPr>
                           <a:xfrm>
                             <a:off x="0" y="0"/>
-                            <a:ext cx="225552" cy="252984"/>
+                            <a:ext cx="167640" cy="252984"/>
                           </a:xfrm>
                           <a:prstGeom prst="rect"/>
                         </pic:spPr>
@@ -3048,8 +3048,67 @@
             <w:r>
               <w:drawing>
                 <wp:inline xmlns:a="http://schemas.openxmlformats.org/drawingml/2006/main" xmlns:pic="http://schemas.openxmlformats.org/drawingml/2006/picture">
+                  <wp:extent cx="600456" cy="143256"/>
+                  <wp:docPr id="44" name="Picture 44"/>
+                  <wp:cNvGraphicFramePr>
+                    <a:graphicFrameLocks noChangeAspect="1"/>
+                  </wp:cNvGraphicFramePr>
+                  <a:graphic>
+                    <a:graphicData uri="http://schemas.openxmlformats.org/drawingml/2006/picture">
+                      <pic:pic>
+                        <pic:nvPicPr>
+                          <pic:cNvPr id="0" name="8b62b8aa53fca50e.png"/>
+                          <pic:cNvPicPr/>
+                        </pic:nvPicPr>
+                        <pic:blipFill>
+                          <a:blip r:embed="rId50"/>
+                          <a:stretch>
+                            <a:fillRect/>
+                          </a:stretch>
+                        </pic:blipFill>
+                        <pic:spPr>
+                          <a:xfrm>
+                            <a:off x="0" y="0"/>
+                            <a:ext cx="600456" cy="143256"/>
+                          </a:xfrm>
+                          <a:prstGeom prst="rect"/>
+                        </pic:spPr>
+                      </pic:pic>
+                    </a:graphicData>
+                  </a:graphic>
+                </wp:inline>
+              </w:drawing>
+            </w:r>
+          </w:p>
+          <w:p>
+            <w:pPr>
+              <w:spacing w:before="40" w:after="40"/>
+              <w:ind w:left="1300" w:hanging="380"/>
+            </w:pPr>
+            <w:r>
+              <w:rPr>
+                <w:rFonts w:ascii="FreeSerif" w:hAnsi="FreeSerif" w:eastAsia="FreeSerif"/>
+                <w:b w:val="0"/>
+                <w:i w:val="0"/>
+                <w:color w:val="9E1B32"/>
+                <w:sz w:val="22"/>
+              </w:rPr>
+              <w:t xml:space="preserve">☒   </w:t>
+            </w:r>
+            <w:r>
+              <w:rPr>
+                <w:b/>
+                <w:i w:val="0"/>
+                <w:color w:val="9E1B32"/>
+                <w:sz w:val="22"/>
+              </w:rPr>
+              <w:t xml:space="preserve">B.  </w:t>
+            </w:r>
+            <w:r>
+              <w:drawing>
+                <wp:inline xmlns:a="http://schemas.openxmlformats.org/drawingml/2006/main" xmlns:pic="http://schemas.openxmlformats.org/drawingml/2006/picture">
                   <wp:extent cx="259080" cy="143256"/>
-                  <wp:docPr id="44" name="Picture 44"/>
+                  <wp:docPr id="45" name="Picture 45"/>
                   <wp:cNvGraphicFramePr>
                     <a:graphicFrameLocks noChangeAspect="1"/>
                   </wp:cNvGraphicFramePr>
@@ -3061,7 +3120,7 @@
                           <pic:cNvPicPr/>
                         </pic:nvPicPr>
                         <pic:blipFill>
-                          <a:blip r:embed="rId50"/>
+                          <a:blip r:embed="rId51"/>
                           <a:stretch>
                             <a:fillRect/>
                           </a:stretch>
@@ -3102,13 +3161,13 @@
                 <w:color w:val="9E1B32"/>
                 <w:sz w:val="22"/>
               </w:rPr>
-              <w:t xml:space="preserve">B.  </w:t>
+              <w:t xml:space="preserve">C.  </w:t>
             </w:r>
             <w:r>
               <w:drawing>
                 <wp:inline xmlns:a="http://schemas.openxmlformats.org/drawingml/2006/main" xmlns:pic="http://schemas.openxmlformats.org/drawingml/2006/picture">
-                  <wp:extent cx="600456" cy="143256"/>
-                  <wp:docPr id="45" name="Picture 45"/>
+                  <wp:extent cx="432816" cy="170688"/>
+                  <wp:docPr id="46" name="Picture 46"/>
                   <wp:cNvGraphicFramePr>
                     <a:graphicFrameLocks noChangeAspect="1"/>
                   </wp:cNvGraphicFramePr>
@@ -3116,11 +3175,11 @@
                     <a:graphicData uri="http://schemas.openxmlformats.org/drawingml/2006/picture">
                       <pic:pic>
                         <pic:nvPicPr>
-                          <pic:cNvPr id="0" name="8b62b8aa53fca50e.png"/>
+                          <pic:cNvPr id="0" name="2d1fb16cf81e3387.png"/>
                           <pic:cNvPicPr/>
                         </pic:nvPicPr>
                         <pic:blipFill>
-                          <a:blip r:embed="rId51"/>
+                          <a:blip r:embed="rId52"/>
                           <a:stretch>
                             <a:fillRect/>
                           </a:stretch>
@@ -3128,7 +3187,7 @@
                         <pic:spPr>
                           <a:xfrm>
                             <a:off x="0" y="0"/>
-                            <a:ext cx="600456" cy="143256"/>
+                            <a:ext cx="432816" cy="170688"/>
                           </a:xfrm>
                           <a:prstGeom prst="rect"/>
                         </pic:spPr>
@@ -3149,75 +3208,16 @@
                 <w:rFonts w:ascii="FreeSerif" w:hAnsi="FreeSerif" w:eastAsia="FreeSerif"/>
                 <w:b w:val="0"/>
                 <w:i w:val="0"/>
-                <w:color w:val="9E1B32"/>
+                <w:color w:val="1A1A1A"/>
                 <w:sz w:val="22"/>
               </w:rPr>
-              <w:t xml:space="preserve">☒   </w:t>
+              <w:t xml:space="preserve">☐   </w:t>
             </w:r>
             <w:r>
               <w:rPr>
-                <w:b/>
-                <w:i w:val="0"/>
-                <w:color w:val="9E1B32"/>
-                <w:sz w:val="22"/>
-              </w:rPr>
-              <w:t xml:space="preserve">C.  </w:t>
-            </w:r>
-            <w:r>
-              <w:drawing>
-                <wp:inline xmlns:a="http://schemas.openxmlformats.org/drawingml/2006/main" xmlns:pic="http://schemas.openxmlformats.org/drawingml/2006/picture">
-                  <wp:extent cx="179832" cy="246888"/>
-                  <wp:docPr id="46" name="Picture 46"/>
-                  <wp:cNvGraphicFramePr>
-                    <a:graphicFrameLocks noChangeAspect="1"/>
-                  </wp:cNvGraphicFramePr>
-                  <a:graphic>
-                    <a:graphicData uri="http://schemas.openxmlformats.org/drawingml/2006/picture">
-                      <pic:pic>
-                        <pic:nvPicPr>
-                          <pic:cNvPr id="0" name="0b9ddb9fc30c1674.png"/>
-                          <pic:cNvPicPr/>
-                        </pic:nvPicPr>
-                        <pic:blipFill>
-                          <a:blip r:embed="rId52"/>
-                          <a:stretch>
-                            <a:fillRect/>
-                          </a:stretch>
-                        </pic:blipFill>
-                        <pic:spPr>
-                          <a:xfrm>
-                            <a:off x="0" y="0"/>
-                            <a:ext cx="179832" cy="246888"/>
-                          </a:xfrm>
-                          <a:prstGeom prst="rect"/>
-                        </pic:spPr>
-                      </pic:pic>
-                    </a:graphicData>
-                  </a:graphic>
-                </wp:inline>
-              </w:drawing>
-            </w:r>
-          </w:p>
-          <w:p>
-            <w:pPr>
-              <w:spacing w:before="40" w:after="40"/>
-              <w:ind w:left="1300" w:hanging="380"/>
-            </w:pPr>
-            <w:r>
-              <w:rPr>
-                <w:rFonts w:ascii="FreeSerif" w:hAnsi="FreeSerif" w:eastAsia="FreeSerif"/>
                 <w:b w:val="0"/>
                 <w:i w:val="0"/>
-                <w:color w:val="9E1B32"/>
-                <w:sz w:val="22"/>
-              </w:rPr>
-              <w:t xml:space="preserve">☒   </w:t>
-            </w:r>
-            <w:r>
-              <w:rPr>
-                <w:b/>
-                <w:i w:val="0"/>
-                <w:color w:val="9E1B32"/>
+                <w:color w:val="1A1A1A"/>
                 <w:sz w:val="22"/>
               </w:rPr>
               <w:t xml:space="preserve">D.  </w:t>
@@ -3225,7 +3225,7 @@
             <w:r>
               <w:drawing>
                 <wp:inline xmlns:a="http://schemas.openxmlformats.org/drawingml/2006/main" xmlns:pic="http://schemas.openxmlformats.org/drawingml/2006/picture">
-                  <wp:extent cx="432816" cy="170688"/>
+                  <wp:extent cx="512064" cy="170688"/>
                   <wp:docPr id="47" name="Picture 47"/>
                   <wp:cNvGraphicFramePr>
                     <a:graphicFrameLocks noChangeAspect="1"/>
@@ -3234,7 +3234,7 @@
                     <a:graphicData uri="http://schemas.openxmlformats.org/drawingml/2006/picture">
                       <pic:pic>
                         <pic:nvPicPr>
-                          <pic:cNvPr id="0" name="2d1fb16cf81e3387.png"/>
+                          <pic:cNvPr id="0" name="707cd82e0f90aafe.png"/>
                           <pic:cNvPicPr/>
                         </pic:nvPicPr>
                         <pic:blipFill>
@@ -3246,7 +3246,7 @@
                         <pic:spPr>
                           <a:xfrm>
                             <a:off x="0" y="0"/>
-                            <a:ext cx="432816" cy="170688"/>
+                            <a:ext cx="512064" cy="170688"/>
                           </a:xfrm>
                           <a:prstGeom prst="rect"/>
                         </pic:spPr>
@@ -3326,16 +3326,16 @@
                 <w:rFonts w:ascii="FreeSerif" w:hAnsi="FreeSerif" w:eastAsia="FreeSerif"/>
                 <w:b w:val="0"/>
                 <w:i w:val="0"/>
-                <w:color w:val="1A1A1A"/>
+                <w:color w:val="9E1B32"/>
                 <w:sz w:val="22"/>
               </w:rPr>
-              <w:t xml:space="preserve">☐   </w:t>
+              <w:t xml:space="preserve">☒   </w:t>
             </w:r>
             <w:r>
               <w:rPr>
-                <w:b w:val="0"/>
+                <w:b/>
                 <w:i w:val="0"/>
-                <w:color w:val="1A1A1A"/>
+                <w:color w:val="9E1B32"/>
                 <w:sz w:val="22"/>
               </w:rPr>
               <w:t xml:space="preserve">F.  </w:t>
@@ -3343,7 +3343,7 @@
             <w:r>
               <w:drawing>
                 <wp:inline xmlns:a="http://schemas.openxmlformats.org/drawingml/2006/main" xmlns:pic="http://schemas.openxmlformats.org/drawingml/2006/picture">
-                  <wp:extent cx="512064" cy="170688"/>
+                  <wp:extent cx="179832" cy="246888"/>
                   <wp:docPr id="49" name="Picture 49"/>
                   <wp:cNvGraphicFramePr>
                     <a:graphicFrameLocks noChangeAspect="1"/>
@@ -3352,7 +3352,7 @@
                     <a:graphicData uri="http://schemas.openxmlformats.org/drawingml/2006/picture">
                       <pic:pic>
                         <pic:nvPicPr>
-                          <pic:cNvPr id="0" name="707cd82e0f90aafe.png"/>
+                          <pic:cNvPr id="0" name="0b9ddb9fc30c1674.png"/>
                           <pic:cNvPicPr/>
                         </pic:nvPicPr>
                         <pic:blipFill>
@@ -3364,7 +3364,7 @@
                         <pic:spPr>
                           <a:xfrm>
                             <a:off x="0" y="0"/>
-                            <a:ext cx="512064" cy="170688"/>
+                            <a:ext cx="179832" cy="246888"/>
                           </a:xfrm>
                           <a:prstGeom prst="rect"/>
                         </pic:spPr>
@@ -3387,7 +3387,7 @@
                 <w:color w:val="9E1B32"/>
                 <w:sz w:val="22"/>
               </w:rPr>
-              <w:t>A, B, C and D</w:t>
+              <w:t>A, B, C and F</w:t>
             </w:r>
           </w:p>
         </w:tc>
